--- a/public/downloads/madar-overview.docx
+++ b/public/downloads/madar-overview.docx
@@ -26,7 +26,7 @@
           <w:rtl w:val="1"/>
           <w:rFonts w:cs="Arial"/>
         </w:rPr>
-        <w:t>إصدار 15 أكتوبر 2026</w:t>
+        <w:t>إصدار 16 أكتوبر 2026</w:t>
       </w:r>
     </w:p>
     <w:p>
@@ -39,7 +39,7 @@
           <w:rtl w:val="1"/>
           <w:rFonts w:cs="Arial"/>
         </w:rPr>
-        <w:t>مدار تطبيق مستقل لاستكشاف الأقمار الصناعية وبناء تقارير مرورها من بيانات عامة متاحة. يجمع التتبع على كرة أرضية ثلاثية الأبعاد، ومعلومات الأقمار، وقائمة المتابعة، وتقارير البلدان والمقارنة ومواقع الرصد. يدعم العربية والإنجليزية، مع اتجاه وواجهة مناسبين لكل لغة.</w:t>
+        <w:t>مدار تطبيق مستقل لاستكشاف الأقمار الصناعية وإعداد تقارير من بيانات علنية. يجمع التتبع على كرة أرضية تفاعلية، ودليل الأقمار، والمتابعة، وتقارير المرور والمقارنة وموقع الرصد، وحصر الأقمار المنسوبة إلى الدول والجهات. تعمل الواجهة بالعربية والإنجليزية، وتوضح مصادر البيانات وحدود استخدامها.</w:t>
       </w:r>
     </w:p>
     <w:p>
@@ -79,7 +79,7 @@
           <w:rtl w:val="1"/>
           <w:rFonts w:cs="Arial"/>
         </w:rPr>
-        <w:t>تتميز إجراءات الإنشاء باللون الأخضر الفاتح، والتنزيل والتجهيز بالأزرق، والإلغاء والتحذير بالكهرماني، إضافة إلى عناوين نصية وحالات تعطيل واضحة. حقول إعداد التقرير أكبر وبخلفية زرقاء مخضرة ونص مختلف عن الأبيض.</w:t>
+        <w:t>تملأ الكرة الأرضية مساحة التتبع على الجوال وسطح المكتب. تفتح أيقونات البحث والتخصيص لوحة الأدوات فوق الخريطة، ويفتح شريط المصدر تفاصيل البيانات. ابدأ بإعدادات جاهزة مثل المحطات أو الملاحة أو الكل، وافتح متقدم للاختيار التفصيلي. نطاق التقارير مستقل عن مرشحات الخريطة.</w:t>
       </w:r>
     </w:p>
     <w:p>
@@ -106,7 +106,7 @@
           <w:rtl w:val="1"/>
           <w:rFonts w:cs="Arial"/>
         </w:rPr>
-        <w:t>ابحث بالاسم أو رقم NORAD أو المعرّف الدولي، واختر مجموعة أو عدة أنواع، وصفِّ النتائج بحسب الدولة وحداثة العناصر. يعرض اختيار القمر هويته ومهمته ومصدر توثيقها والارتفاع والسرعة والإحداثيات والمسار، بحسب ما يتوفر من بيانات. أضفه إلى المتابعة من بطاقته مباشرة.</w:t>
+        <w:t>ابحث بالاسم أو رقم NORAD أو المعرّف الدولي، ثم اختر القمر من الخريطة أو الدليل لفتح بطاقته. تعرض البطاقة الهوية والمهمة المتاحة ومصادر التوثيق وتقديرات الحركة، ويمكنك إضافته إلى المتابعة. توضح الألوان مجموعات المدار المنخفض والمتوسط والمتزامن والمدارات الأخرى؛ التصنيف تقريبي ولا يثبت تشغيل القمر أو مهمته.</w:t>
       </w:r>
     </w:p>
     <w:p>
@@ -166,7 +166,46 @@
       <w:pPr>
         <w:pStyle w:val="Heading1"/>
         <w:jc w:val="start"/>
-        <w:pageBreakBefore/>
+        <w:bidi w:val="1"/>
+      </w:pPr>
+      <w:r>
+        <w:rPr>
+          <w:rtl w:val="1"/>
+          <w:rFonts w:cs="Arial"/>
+        </w:rPr>
+        <w:t>حصر أقمار الدول والجهات</w:t>
+      </w:r>
+    </w:p>
+    <w:p>
+      <w:pPr>
+        <w:jc w:val="start"/>
+        <w:bidi w:val="1"/>
+      </w:pPr>
+      <w:r>
+        <w:rPr>
+          <w:rtl w:val="1"/>
+          <w:rFonts w:cs="Arial"/>
+        </w:rPr>
+        <w:t>اختر حصر أقمار الدول في التقارير، ثم دولة أو جميع الدول والجهات. يتضمن الحصر اسم القمر ورقم NORAD والمعرّف الدولي وتاريخ الإطلاق والمدار المسجل والمهمة وحالة توثيقها وروابط المصادر. الجهات المشتركة مستقلة، وتظهر المعلومات غير المتاحة بوضوح. الحصر مبني على نسخة مؤرخة من الفهرس العام؛ لا يضم جميع الإطلاقات التاريخية أو الأقمار غير المعلنة، ولا يثبت المالك القانوني أو المشغّل الحالي.</w:t>
+      </w:r>
+    </w:p>
+    <w:p>
+      <w:pPr>
+        <w:jc w:val="start"/>
+        <w:bidi w:val="1"/>
+      </w:pPr>
+      <w:r>
+        <w:rPr>
+          <w:rtl w:val="1"/>
+          <w:rFonts w:cs="Arial"/>
+        </w:rPr>
+        <w:t>يعرض الحصر 50 سجلًا في الصفحة، وتشمل ملفات التصدير جميع نتائج الاختيار. تتوفر CSV وJSON والطباعة مع حفظ PDF من المتصفح. يُجهّز Word في الخلفية مع إمكانية الإلغاء. الاختيارات الكبيرة تُنزَّل في حزمة ZIP حسب الدولة، بحد أقصى 500 سجل في كل جزء؛ فك ضغطها لفتح وثائق Word. قيم المدار في الحصر تخص تاريخ نسخة الفهرس، لا وقت إنشاء التقرير.</w:t>
+      </w:r>
+    </w:p>
+    <w:p>
+      <w:pPr>
+        <w:pStyle w:val="Heading1"/>
+        <w:jc w:val="start"/>
         <w:bidi w:val="1"/>
       </w:pPr>
       <w:r>
@@ -254,7 +293,7 @@
           <w:rtl w:val="1"/>
           <w:rFonts w:cs="Arial"/>
         </w:rPr>
-        <w:t>يتيح قسم مصادر البث مشغل مشاهد الأرض الرسمي من NASA داخل الموقع بعد طلبك، ورابط Sen لمشاهد الأرض من كاميراته المدارية، ورابط ESA Web TV للبرامج والفعاليات المجدولة. يفتح Sen وESA في موقع المزود. البث مستقل عن المحاكاة، وقد يتوقف أو يتأخر أو يتطلب حسابًا أو اشتراكًا لدى المزود. لا يتوفر بث عام لكل قمر.</w:t>
+        <w:t>تجد روابط NASA وSen وESA في مصادر البث الفضائي ضمن أدوات التتبع. تفتح المشاهدة في موقع المصدر خارج مدار، ولا يوجد مشغل خارجي مضمّن داخل التطبيق. البث مستقل عن حساب المدار، وقد يتوقف أو يتأخر أو يتطلب حسابًا أو اشتراكًا لدى المزود. لا يتوفر بث عام لكل قمر.</w:t>
       </w:r>
     </w:p>
     <w:p>
@@ -281,7 +320,33 @@
           <w:rtl w:val="1"/>
           <w:rFonts w:cs="Arial"/>
         </w:rPr>
-        <w:t>يحدد خيار حفظ عملي على هذا الجهاز بقاء المتابعة ومدخلات العمل والنتائج في المتصفح. يمكن نسخ المتابعة واستعادتها من ملف محلي، ولا تُرفع نسخة الاستعادة إلى خادم. البيانات المحلية غير مشفرة بواسطة التطبيق؛ مسحها أو تغيير الجهاز لا ينقل العمل تلقائيًا. تُحفظ لغة الواجهة وتجاوز شاشة البداية كتفضيلات استخدام.</w:t>
+        <w:t>عند تفعيل حفظ العمل، يحتفظ المتصفح بالمتابعة والمدخلات والنتائج القابلة للاستعادة. يُحفظ اختيار الدولة في حصر الأقمار ويمكن إنشاء حصرها من جديد. لا يزامن مدار العمل تلقائيًا بين الأجهزة. يمكنك تنزيل نسخة المتابعة واستعادتها محليًا دون رفع الملف إلى خادم.</w:t>
+      </w:r>
+    </w:p>
+    <w:p>
+      <w:pPr>
+        <w:jc w:val="start"/>
+        <w:bidi w:val="1"/>
+      </w:pPr>
+      <w:r>
+        <w:rPr>
+          <w:rtl w:val="1"/>
+          <w:rFonts w:cs="Arial"/>
+        </w:rPr>
+        <w:t>يعالج مدار البحث والإحداثيات والتقارير على الجهاز، ولا يرفعها ضمن وظائفه الحالية. تقتصر تحديثات المدارات على مجموعات عامة عبر خادم مدار أو CelesTrak؛ قد ترى الجهة المتصلة عنوان الشبكة ووقت الطلب والمجموعة. إيقاف التحديثات يمنع طلب مدارات جديدة، لكنه لا يضمن فتح التطبيق من جديد دون إنترنت.</w:t>
+      </w:r>
+    </w:p>
+    <w:p>
+      <w:pPr>
+        <w:jc w:val="start"/>
+        <w:bidi w:val="1"/>
+      </w:pPr>
+      <w:r>
+        <w:rPr>
+          <w:rtl w:val="1"/>
+          <w:rFonts w:cs="Arial"/>
+        </w:rPr>
+        <w:t>إيقاف الحفظ يمسح عمل مدار المحفوظ ويجعل العمل الجديد مؤقتًا حتى إعادة تحميل الصفحة. مسح بيانات مدار لا يحذف الملفات المنزّلة أو المشارَكة أو النسخ في متصفح آخر، وتبقى بعض تفضيلات الواجهة. البيانات المحلية غير مشفّرة بواسطة مدار، ولا يوجد قفل مستقل للتطبيق؛ استخدم قفل الجهاز وأوقف الحفظ على الأجهزة المشتركة. فتح الروابط أو مشاركة الملفات ينقلك إلى جهات تختارها خارج مدار.</w:t>
       </w:r>
     </w:p>
     <w:p>
